--- a/templates/pretenzii/Претензия_шаблон.docx
+++ b/templates/pretenzii/Претензия_шаблон.docx
@@ -489,7 +489,6 @@
       <w:r>
         <w:rPr>
           <w:szCs w:val="24"/>
-          <w:lang w:val="en-US"/>
         </w:rPr>
         <w:t>}</w:t>
       </w:r>
@@ -2955,8 +2954,30 @@
           <w:sz w:val="24"/>
           <w:szCs w:val="24"/>
         </w:rPr>
+        <w:t xml:space="preserve">При таких обстоятельствах, </w:t>
+      </w:r>
+      <w:r>
+        <w:rPr>
+          <w:b/>
+          <w:sz w:val="24"/>
+          <w:szCs w:val="24"/>
+        </w:rPr>
+        <w:t xml:space="preserve">предлагаем Вам, в течение пяти рабочих дней </w:t>
+      </w:r>
+      <w:r>
+        <w:rPr>
+          <w:sz w:val="24"/>
+          <w:szCs w:val="24"/>
+        </w:rPr>
+        <w:t xml:space="preserve">с момента </w:t>
+      </w:r>
+      <w:r>
+        <w:rPr>
+          <w:sz w:val="24"/>
+          <w:szCs w:val="24"/>
+        </w:rPr>
         <w:lastRenderedPageBreak/>
-        <w:t xml:space="preserve">При таких обстоятельствах, </w:t>
+        <w:t>получения настоящей претензии,</w:t>
       </w:r>
       <w:r>
         <w:rPr>
@@ -2964,36 +2985,30 @@
           <w:sz w:val="24"/>
           <w:szCs w:val="24"/>
         </w:rPr>
-        <w:t xml:space="preserve">предлагаем Вам, в течение пяти рабочих дней </w:t>
-      </w:r>
-      <w:r>
-        <w:rPr>
-          <w:sz w:val="24"/>
-          <w:szCs w:val="24"/>
-        </w:rPr>
-        <w:t>с момента получения настоящей претензии,</w:t>
+        <w:t xml:space="preserve"> в добровольном порядке погасить имеющуюся задолженность </w:t>
+      </w:r>
+      <w:r>
+        <w:rPr>
+          <w:sz w:val="24"/>
+          <w:szCs w:val="24"/>
+        </w:rPr>
+        <w:t>по уплате неустойки (</w:t>
+      </w:r>
+      <w:r>
+        <w:rPr>
+          <w:sz w:val="24"/>
+          <w:szCs w:val="24"/>
+        </w:rPr>
+        <w:t xml:space="preserve">пени) </w:t>
       </w:r>
       <w:r>
         <w:rPr>
           <w:b/>
           <w:sz w:val="24"/>
           <w:szCs w:val="24"/>
-        </w:rPr>
-        <w:t xml:space="preserve"> в добровольном порядке погасить имеющуюся задолженность </w:t>
-      </w:r>
-      <w:r>
-        <w:rPr>
-          <w:sz w:val="24"/>
-          <w:szCs w:val="24"/>
-        </w:rPr>
-        <w:t>по уплате неустойки (</w:t>
-      </w:r>
-      <w:r>
-        <w:rPr>
-          <w:sz w:val="24"/>
-          <w:szCs w:val="24"/>
-        </w:rPr>
-        <w:t xml:space="preserve">пени) </w:t>
+          <w:u w:val="single"/>
+        </w:rPr>
+        <w:t xml:space="preserve">в размере </w:t>
       </w:r>
       <w:r>
         <w:rPr>
@@ -3002,8 +3017,9 @@
           <w:szCs w:val="24"/>
           <w:u w:val="single"/>
         </w:rPr>
-        <w:t xml:space="preserve">в размере </w:t>
-      </w:r>
+        <w:t>{</w:t>
+      </w:r>
+      <w:proofErr w:type="spellStart"/>
       <w:r>
         <w:rPr>
           <w:b/>
@@ -3011,6 +3027,52 @@
           <w:szCs w:val="24"/>
           <w:u w:val="single"/>
         </w:rPr>
+        <w:t>расчетная_сумма_неустойки</w:t>
+      </w:r>
+      <w:r>
+        <w:rPr>
+          <w:b/>
+          <w:sz w:val="24"/>
+          <w:szCs w:val="24"/>
+          <w:u w:val="single"/>
+        </w:rPr>
+        <w:t>_расч</w:t>
+      </w:r>
+      <w:proofErr w:type="spellEnd"/>
+      <w:r>
+        <w:rPr>
+          <w:b/>
+          <w:sz w:val="24"/>
+          <w:szCs w:val="24"/>
+          <w:u w:val="single"/>
+        </w:rPr>
+        <w:t>}</w:t>
+      </w:r>
+      <w:r>
+        <w:rPr>
+          <w:b/>
+          <w:sz w:val="24"/>
+          <w:szCs w:val="24"/>
+          <w:u w:val="single"/>
+        </w:rPr>
+        <w:t xml:space="preserve"> </w:t>
+      </w:r>
+      <w:r>
+        <w:rPr>
+          <w:b/>
+          <w:sz w:val="24"/>
+          <w:szCs w:val="24"/>
+          <w:u w:val="single"/>
+        </w:rPr>
+        <w:t>(</w:t>
+      </w:r>
+      <w:r>
+        <w:rPr>
+          <w:b/>
+          <w:sz w:val="24"/>
+          <w:szCs w:val="24"/>
+          <w:u w:val="single"/>
+        </w:rPr>
         <w:t>{</w:t>
       </w:r>
       <w:proofErr w:type="spellStart"/>
@@ -3030,7 +3092,7 @@
           <w:szCs w:val="24"/>
           <w:u w:val="single"/>
         </w:rPr>
-        <w:t>_расч</w:t>
+        <w:t>_текстом</w:t>
       </w:r>
       <w:proofErr w:type="spellEnd"/>
       <w:r>
@@ -3049,45 +3111,7 @@
           <w:szCs w:val="24"/>
           <w:u w:val="single"/>
         </w:rPr>
-        <w:t xml:space="preserve"> </w:t>
-      </w:r>
-      <w:r>
-        <w:rPr>
-          <w:b/>
-          <w:sz w:val="24"/>
-          <w:szCs w:val="24"/>
-          <w:u w:val="single"/>
-        </w:rPr>
-        <w:t>{</w:t>
-      </w:r>
-      <w:proofErr w:type="spellStart"/>
-      <w:r>
-        <w:rPr>
-          <w:b/>
-          <w:sz w:val="24"/>
-          <w:szCs w:val="24"/>
-          <w:u w:val="single"/>
-        </w:rPr>
-        <w:t>расчетная_сумма_неустойки</w:t>
-      </w:r>
-      <w:r>
-        <w:rPr>
-          <w:b/>
-          <w:sz w:val="24"/>
-          <w:szCs w:val="24"/>
-          <w:u w:val="single"/>
-        </w:rPr>
-        <w:t>_текстом</w:t>
-      </w:r>
-      <w:proofErr w:type="spellEnd"/>
-      <w:r>
-        <w:rPr>
-          <w:b/>
-          <w:sz w:val="24"/>
-          <w:szCs w:val="24"/>
-          <w:u w:val="single"/>
-        </w:rPr>
-        <w:t>}</w:t>
+        <w:t>)</w:t>
       </w:r>
       <w:r>
         <w:rPr>
